--- a/deliverables/03-KAOP-live-demo-step-by-step-he.docx
+++ b/deliverables/03-KAOP-live-demo-step-by-step-he.docx
@@ -10,6 +10,11 @@
         <w:bidi w:val="1"/>
       </w:pPr>
       <w:r>
+        <w:rPr>
+          <w:rFonts w:ascii="Arial" w:hAnsi="Arial" w:cs="Arial"/>
+          <w:rtl w:val="1"/>
+          <w:lang w:bidi="he-IL"/>
+        </w:rPr>
         <w:t>מדריך הדמו של KAOP צעד אחר צעד</w:t>
       </w:r>
     </w:p>
@@ -24,6 +29,8 @@
           <w:rFonts w:ascii="Arial" w:hAnsi="Arial" w:cs="Arial"/>
           <w:color w:val="484848"/>
           <w:sz w:val="30"/>
+          <w:rtl w:val="1"/>
+          <w:lang w:bidi="he-IL"/>
         </w:rPr>
         <w:t>פעולות תוצאות צפויות ונקודות הסבר במהלך ההדגמה</w:t>
       </w:r>
@@ -38,6 +45,8 @@
           <w:rFonts w:ascii="Arial" w:hAnsi="Arial" w:cs="Arial"/>
           <w:b/>
           <w:sz w:val="26"/>
+          <w:rtl w:val="0"/>
+          <w:lang w:val="en-US"/>
         </w:rPr>
         <w:t>KAOP by Nirit Terehovsky</w:t>
       </w:r>
@@ -52,6 +61,8 @@
           <w:rFonts w:ascii="Arial" w:hAnsi="Arial" w:cs="Arial"/>
           <w:color w:val="484848"/>
           <w:sz w:val="21"/>
+          <w:rtl w:val="1"/>
+          <w:lang w:bidi="he-IL"/>
         </w:rPr>
         <w:t>גרסה מעודכנת על בסיס הדמו המאומת מיום 7 באוקטובר 2026</w:t>
       </w:r>
@@ -69,133 +80,156 @@
         <w:keepNext/>
       </w:pPr>
       <w:r>
+        <w:rPr>
+          <w:rFonts w:ascii="Arial" w:hAnsi="Arial" w:cs="Arial"/>
+          <w:rtl w:val="1"/>
+          <w:lang w:bidi="he-IL"/>
+        </w:rPr>
         <w:t>תוכן המסמך</w:t>
       </w:r>
     </w:p>
     <w:p>
       <w:pPr>
-        <w:pStyle w:val="ListNumber"/>
-        <w:spacing w:after="100"/>
         <w:jc w:val="right"/>
         <w:bidi w:val="1"/>
+        <w:spacing w:after="100"/>
+        <w:ind w:right="420" w:hanging="260"/>
       </w:pPr>
       <w:r>
         <w:rPr>
           <w:rFonts w:ascii="Arial" w:hAnsi="Arial" w:cs="Arial"/>
+          <w:rtl w:val="1"/>
+          <w:lang w:bidi="he-IL"/>
         </w:rPr>
-        <w:t>הכנה מוקדמת</w:t>
+        <w:t>1. הכנה מוקדמת</w:t>
       </w:r>
     </w:p>
     <w:p>
       <w:pPr>
-        <w:pStyle w:val="ListNumber"/>
-        <w:spacing w:after="100"/>
         <w:jc w:val="right"/>
         <w:bidi w:val="1"/>
+        <w:spacing w:after="100"/>
+        <w:ind w:right="420" w:hanging="260"/>
       </w:pPr>
       <w:r>
         <w:rPr>
           <w:rFonts w:ascii="Arial" w:hAnsi="Arial" w:cs="Arial"/>
+          <w:rtl w:val="1"/>
+          <w:lang w:bidi="he-IL"/>
         </w:rPr>
-        <w:t>שלב 1 הצגת KAOP וההרשאות</w:t>
+        <w:t>2. שלב 1 הצגת KAOP וההרשאות</w:t>
       </w:r>
     </w:p>
     <w:p>
       <w:pPr>
-        <w:pStyle w:val="ListNumber"/>
-        <w:spacing w:after="100"/>
         <w:jc w:val="right"/>
         <w:bidi w:val="1"/>
+        <w:spacing w:after="100"/>
+        <w:ind w:right="420" w:hanging="260"/>
       </w:pPr>
       <w:r>
         <w:rPr>
           <w:rFonts w:ascii="Arial" w:hAnsi="Arial" w:cs="Arial"/>
+          <w:rtl w:val="1"/>
+          <w:lang w:bidi="he-IL"/>
         </w:rPr>
-        <w:t>שלב 2 אימות מצב תקין</w:t>
+        <w:t>3. שלב 2 אימות מצב תקין</w:t>
       </w:r>
     </w:p>
     <w:p>
       <w:pPr>
-        <w:pStyle w:val="ListNumber"/>
-        <w:spacing w:after="100"/>
         <w:jc w:val="right"/>
         <w:bidi w:val="1"/>
+        <w:spacing w:after="100"/>
+        <w:ind w:right="420" w:hanging="260"/>
       </w:pPr>
       <w:r>
         <w:rPr>
           <w:rFonts w:ascii="Arial" w:hAnsi="Arial" w:cs="Arial"/>
+          <w:rtl w:val="1"/>
+          <w:lang w:bidi="he-IL"/>
         </w:rPr>
-        <w:t>שלב 3 יצירת incident</w:t>
+        <w:t>4. שלב 3 יצירת incident</w:t>
       </w:r>
     </w:p>
     <w:p>
       <w:pPr>
-        <w:pStyle w:val="ListNumber"/>
-        <w:spacing w:after="100"/>
         <w:jc w:val="right"/>
         <w:bidi w:val="1"/>
+        <w:spacing w:after="100"/>
+        <w:ind w:right="420" w:hanging="260"/>
       </w:pPr>
       <w:r>
         <w:rPr>
           <w:rFonts w:ascii="Arial" w:hAnsi="Arial" w:cs="Arial"/>
+          <w:rtl w:val="1"/>
+          <w:lang w:bidi="he-IL"/>
         </w:rPr>
-        <w:t>שלב 4 הצגת הראיות ב-Kubernetes</w:t>
+        <w:t>5. שלב 4 הצגת הראיות ב-Kubernetes</w:t>
       </w:r>
     </w:p>
     <w:p>
       <w:pPr>
-        <w:pStyle w:val="ListNumber"/>
-        <w:spacing w:after="100"/>
         <w:jc w:val="right"/>
         <w:bidi w:val="1"/>
+        <w:spacing w:after="100"/>
+        <w:ind w:right="420" w:hanging="260"/>
       </w:pPr>
       <w:r>
         <w:rPr>
           <w:rFonts w:ascii="Arial" w:hAnsi="Arial" w:cs="Arial"/>
+          <w:rtl w:val="1"/>
+          <w:lang w:bidi="he-IL"/>
         </w:rPr>
-        <w:t>שלב 5 Grafana ו-KAOP</w:t>
+        <w:t>6. שלב 5 Grafana ו-KAOP</w:t>
       </w:r>
     </w:p>
     <w:p>
       <w:pPr>
-        <w:pStyle w:val="ListNumber"/>
-        <w:spacing w:after="100"/>
         <w:jc w:val="right"/>
         <w:bidi w:val="1"/>
+        <w:spacing w:after="100"/>
+        <w:ind w:right="420" w:hanging="260"/>
       </w:pPr>
       <w:r>
         <w:rPr>
           <w:rFonts w:ascii="Arial" w:hAnsi="Arial" w:cs="Arial"/>
+          <w:rtl w:val="1"/>
+          <w:lang w:bidi="he-IL"/>
         </w:rPr>
-        <w:t>שלב 6 GitHub reviewer</w:t>
+        <w:t>7. שלב 6 GitHub reviewer</w:t>
       </w:r>
     </w:p>
     <w:p>
       <w:pPr>
-        <w:pStyle w:val="ListNumber"/>
-        <w:spacing w:after="100"/>
         <w:jc w:val="right"/>
         <w:bidi w:val="1"/>
+        <w:spacing w:after="100"/>
+        <w:ind w:right="420" w:hanging="260"/>
       </w:pPr>
       <w:r>
         <w:rPr>
           <w:rFonts w:ascii="Arial" w:hAnsi="Arial" w:cs="Arial"/>
+          <w:rtl w:val="1"/>
+          <w:lang w:bidi="he-IL"/>
         </w:rPr>
-        <w:t>שלב 7 התאוששות</w:t>
+        <w:t>8. שלב 7 התאוששות</w:t>
       </w:r>
     </w:p>
     <w:p>
       <w:pPr>
-        <w:pStyle w:val="ListNumber"/>
-        <w:spacing w:after="100"/>
         <w:jc w:val="right"/>
         <w:bidi w:val="1"/>
+        <w:spacing w:after="100"/>
+        <w:ind w:right="420" w:hanging="260"/>
       </w:pPr>
       <w:r>
         <w:rPr>
           <w:rFonts w:ascii="Arial" w:hAnsi="Arial" w:cs="Arial"/>
+          <w:rtl w:val="1"/>
+          <w:lang w:bidi="he-IL"/>
         </w:rPr>
-        <w:t>תכנית גיבוי</w:t>
+        <w:t>9. תכנית גיבוי</w:t>
       </w:r>
     </w:p>
     <w:p>
@@ -211,6 +245,11 @@
         <w:keepNext/>
       </w:pPr>
       <w:r>
+        <w:rPr>
+          <w:rFonts w:ascii="Arial" w:hAnsi="Arial" w:cs="Arial"/>
+          <w:rtl w:val="1"/>
+          <w:lang w:bidi="he-IL"/>
+        </w:rPr>
         <w:t>הכנה מוקדמת</w:t>
       </w:r>
     </w:p>
@@ -222,6 +261,8 @@
       <w:r>
         <w:rPr>
           <w:rFonts w:ascii="Arial" w:hAnsi="Arial" w:cs="Arial"/>
+          <w:rtl w:val="1"/>
+          <w:lang w:bidi="he-IL"/>
         </w:rPr>
         <w:t>יש לבצע את ההכנה כעשרים דקות לפני תחילת הראיון. המטרה היא להתחיל ממצב תקין, לוודא שכל הקישורים פתוחים ולהימנע מחשיפת credentials בזמן שיתוף המסך.</w:t>
       </w:r>
@@ -234,6 +275,11 @@
         <w:keepNext/>
       </w:pPr>
       <w:r>
+        <w:rPr>
+          <w:rFonts w:ascii="Arial" w:hAnsi="Arial" w:cs="Arial"/>
+          <w:rtl w:val="1"/>
+          <w:lang w:bidi="he-IL"/>
+        </w:rPr>
         <w:t>הפעלת הסביבה</w:t>
       </w:r>
     </w:p>
@@ -242,12 +288,15 @@
         <w:spacing w:before="80" w:after="160"/>
         <w:ind w:left="340" w:right="340"/>
         <w:jc w:val="left"/>
+        <w:bidi w:val="0"/>
         <w:shd w:fill="F2F2F2"/>
       </w:pPr>
       <w:r>
         <w:rPr>
-          <w:rFonts w:ascii="Courier New" w:hAnsi="Courier New"/>
+          <w:rFonts w:ascii="Courier New" w:hAnsi="Courier New" w:cs="Arial"/>
           <w:sz w:val="19"/>
+          <w:rtl w:val="0"/>
+          <w:lang w:val="en-US"/>
         </w:rPr>
         <w:t>make bootstrap</w:t>
         <w:br/>
@@ -264,6 +313,8 @@
       <w:r>
         <w:rPr>
           <w:rFonts w:ascii="Arial" w:hAnsi="Arial" w:cs="Arial"/>
+          <w:rtl w:val="1"/>
+          <w:lang w:bidi="he-IL"/>
         </w:rPr>
         <w:t>תוצאה צפויה: Colima פעילה, cluster בשם kaop-demo קיים, deployments של Guestbook ו-Redis מוכנים וכל הבדיקות עוברות ללא failures.</w:t>
       </w:r>
@@ -276,63 +327,76 @@
         <w:keepNext/>
       </w:pPr>
       <w:r>
+        <w:rPr>
+          <w:rFonts w:ascii="Arial" w:hAnsi="Arial" w:cs="Arial"/>
+          <w:rtl w:val="1"/>
+          <w:lang w:bidi="he-IL"/>
+        </w:rPr>
         <w:t>פתיחת מסכים מראש</w:t>
       </w:r>
     </w:p>
     <w:p>
       <w:pPr>
-        <w:pStyle w:val="ListBullet"/>
-        <w:spacing w:after="80"/>
         <w:jc w:val="right"/>
         <w:bidi w:val="1"/>
+        <w:spacing w:after="80"/>
+        <w:ind w:right="420" w:hanging="260"/>
       </w:pPr>
       <w:r>
         <w:rPr>
           <w:rFonts w:ascii="Arial" w:hAnsi="Arial" w:cs="Arial"/>
+          <w:rtl w:val="1"/>
+          <w:lang w:bidi="he-IL"/>
         </w:rPr>
-        <w:t>KAOP Kubernetes RCA agent וה-run history.</w:t>
+        <w:t>• KAOP Kubernetes RCA agent וה-run history.</w:t>
       </w:r>
     </w:p>
     <w:p>
       <w:pPr>
-        <w:pStyle w:val="ListBullet"/>
-        <w:spacing w:after="80"/>
         <w:jc w:val="right"/>
         <w:bidi w:val="1"/>
+        <w:spacing w:after="80"/>
+        <w:ind w:right="420" w:hanging="260"/>
       </w:pPr>
       <w:r>
         <w:rPr>
           <w:rFonts w:ascii="Arial" w:hAnsi="Arial" w:cs="Arial"/>
+          <w:rtl w:val="1"/>
+          <w:lang w:bidi="he-IL"/>
         </w:rPr>
-        <w:t>Grafana alert בשם KAOP demo guestbook restart detected.</w:t>
+        <w:t>• Grafana alert בשם KAOP demo guestbook restart detected.</w:t>
       </w:r>
     </w:p>
     <w:p>
       <w:pPr>
-        <w:pStyle w:val="ListBullet"/>
-        <w:spacing w:after="80"/>
         <w:jc w:val="right"/>
         <w:bidi w:val="1"/>
+        <w:spacing w:after="80"/>
+        <w:ind w:right="420" w:hanging="260"/>
       </w:pPr>
       <w:r>
         <w:rPr>
           <w:rFonts w:ascii="Arial" w:hAnsi="Arial" w:cs="Arial"/>
+          <w:rtl w:val="1"/>
+          <w:lang w:bidi="he-IL"/>
         </w:rPr>
-        <w:t>GitHub PR מספר 1 ו-AgentOps review comment.</w:t>
+        <w:t>• GitHub PR מספר 1 ו-AgentOps review comment.</w:t>
       </w:r>
     </w:p>
     <w:p>
       <w:pPr>
-        <w:pStyle w:val="ListBullet"/>
-        <w:spacing w:after="80"/>
         <w:jc w:val="right"/>
         <w:bidi w:val="1"/>
+        <w:spacing w:after="80"/>
+        <w:ind w:right="420" w:hanging="260"/>
       </w:pPr>
       <w:r>
         <w:rPr>
           <w:rFonts w:ascii="Arial" w:hAnsi="Arial" w:cs="Arial"/>
+          <w:rtl w:val="1"/>
+          <w:lang w:bidi="he-IL"/>
         </w:rPr>
-        <w:t>Terminal פתוח ב-root של repository.</w:t>
+        <w:t>• Terminal פתוח ב-root של repository.</w:t>
       </w:r>
     </w:p>
     <w:p>
@@ -343,6 +407,11 @@
         <w:keepNext/>
       </w:pPr>
       <w:r>
+        <w:rPr>
+          <w:rFonts w:ascii="Arial" w:hAnsi="Arial" w:cs="Arial"/>
+          <w:rtl w:val="1"/>
+          <w:lang w:bidi="he-IL"/>
+        </w:rPr>
         <w:t>שלב 1 הצגת KAOP וההרשאות</w:t>
       </w:r>
     </w:p>
@@ -354,6 +423,8 @@
       <w:r>
         <w:rPr>
           <w:rFonts w:ascii="Arial" w:hAnsi="Arial" w:cs="Arial"/>
+          <w:rtl w:val="1"/>
+          <w:lang w:bidi="he-IL"/>
         </w:rPr>
         <w:t>זמן מומלץ: 0:00 עד 2:00</w:t>
       </w:r>
@@ -367,12 +438,16 @@
         <w:rPr>
           <w:rFonts w:ascii="Arial" w:hAnsi="Arial" w:cs="Arial"/>
           <w:b/>
+          <w:rtl w:val="1"/>
+          <w:lang w:bidi="he-IL"/>
         </w:rPr>
         <w:t>פעולה:</w:t>
       </w:r>
       <w:r>
         <w:rPr>
           <w:rFonts w:ascii="Arial" w:hAnsi="Arial" w:cs="Arial"/>
+          <w:rtl w:val="1"/>
+          <w:lang w:bidi="he-IL"/>
         </w:rPr>
         <w:t xml:space="preserve"> פתחי את Agent inventory ואת Kubernetes RCA agent ב-KAOP.</w:t>
       </w:r>
@@ -386,12 +461,16 @@
         <w:rPr>
           <w:rFonts w:ascii="Arial" w:hAnsi="Arial" w:cs="Arial"/>
           <w:b/>
+          <w:rtl w:val="1"/>
+          <w:lang w:bidi="he-IL"/>
         </w:rPr>
         <w:t>מה להראות:</w:t>
       </w:r>
       <w:r>
         <w:rPr>
           <w:rFonts w:ascii="Arial" w:hAnsi="Arial" w:cs="Arial"/>
+          <w:rtl w:val="1"/>
+          <w:lang w:bidi="he-IL"/>
         </w:rPr>
         <w:t xml:space="preserve"> ה-agent מחובר ל-cluster, ה-workflow מקבל trigger מ-Grafana וקיים run history.</w:t>
       </w:r>
@@ -405,12 +484,16 @@
         <w:rPr>
           <w:rFonts w:ascii="Arial" w:hAnsi="Arial" w:cs="Arial"/>
           <w:b/>
+          <w:rtl w:val="1"/>
+          <w:lang w:bidi="he-IL"/>
         </w:rPr>
         <w:t>מה לומר:</w:t>
       </w:r>
       <w:r>
         <w:rPr>
           <w:rFonts w:ascii="Arial" w:hAnsi="Arial" w:cs="Arial"/>
+          <w:rtl w:val="1"/>
+          <w:lang w:bidi="he-IL"/>
         </w:rPr>
         <w:t xml:space="preserve"> החקירה מוגבלת ל-namespace kaop-demo ולקריאה בלבד. Secrets, writes ו-pods exec חסומים.</w:t>
       </w:r>
@@ -424,12 +507,16 @@
         <w:rPr>
           <w:rFonts w:ascii="Arial" w:hAnsi="Arial" w:cs="Arial"/>
           <w:b/>
+          <w:rtl w:val="1"/>
+          <w:lang w:bidi="he-IL"/>
         </w:rPr>
         <w:t>תוצאה צפויה:</w:t>
       </w:r>
       <w:r>
         <w:rPr>
           <w:rFonts w:ascii="Arial" w:hAnsi="Arial" w:cs="Arial"/>
+          <w:rtl w:val="1"/>
+          <w:lang w:bidi="he-IL"/>
         </w:rPr>
         <w:t xml:space="preserve"> הקהל מבין את גבול ההרשאות לפני הצגת תוצאת החקירה.</w:t>
       </w:r>
@@ -442,6 +529,11 @@
         <w:keepNext/>
       </w:pPr>
       <w:r>
+        <w:rPr>
+          <w:rFonts w:ascii="Arial" w:hAnsi="Arial" w:cs="Arial"/>
+          <w:rtl w:val="1"/>
+          <w:lang w:bidi="he-IL"/>
+        </w:rPr>
         <w:t>שלב 2 אימות מצב תקין</w:t>
       </w:r>
     </w:p>
@@ -453,6 +545,8 @@
       <w:r>
         <w:rPr>
           <w:rFonts w:ascii="Arial" w:hAnsi="Arial" w:cs="Arial"/>
+          <w:rtl w:val="1"/>
+          <w:lang w:bidi="he-IL"/>
         </w:rPr>
         <w:t>זמן מומלץ: 2:00 עד 3:00</w:t>
       </w:r>
@@ -466,12 +560,16 @@
         <w:rPr>
           <w:rFonts w:ascii="Arial" w:hAnsi="Arial" w:cs="Arial"/>
           <w:b/>
+          <w:rtl w:val="1"/>
+          <w:lang w:bidi="he-IL"/>
         </w:rPr>
         <w:t>פעולה:</w:t>
       </w:r>
       <w:r>
         <w:rPr>
           <w:rFonts w:ascii="Arial" w:hAnsi="Arial" w:cs="Arial"/>
+          <w:rtl w:val="1"/>
+          <w:lang w:bidi="he-IL"/>
         </w:rPr>
         <w:t xml:space="preserve"> הריצי make verify ובדקי את Redis endpoint.</w:t>
       </w:r>
@@ -484,6 +582,11 @@
         <w:keepNext/>
       </w:pPr>
       <w:r>
+        <w:rPr>
+          <w:rFonts w:ascii="Arial" w:hAnsi="Arial" w:cs="Arial"/>
+          <w:rtl w:val="1"/>
+          <w:lang w:bidi="he-IL"/>
+        </w:rPr>
         <w:t>פקודה</w:t>
       </w:r>
     </w:p>
@@ -492,12 +595,15 @@
         <w:spacing w:before="80" w:after="160"/>
         <w:ind w:left="340" w:right="340"/>
         <w:jc w:val="left"/>
+        <w:bidi w:val="0"/>
         <w:shd w:fill="F2F2F2"/>
       </w:pPr>
       <w:r>
         <w:rPr>
-          <w:rFonts w:ascii="Courier New" w:hAnsi="Courier New"/>
+          <w:rFonts w:ascii="Courier New" w:hAnsi="Courier New" w:cs="Arial"/>
           <w:sz w:val="19"/>
+          <w:rtl w:val="0"/>
+          <w:lang w:val="en-US"/>
         </w:rPr>
         <w:t>make verify</w:t>
       </w:r>
@@ -511,12 +617,16 @@
         <w:rPr>
           <w:rFonts w:ascii="Arial" w:hAnsi="Arial" w:cs="Arial"/>
           <w:b/>
+          <w:rtl w:val="1"/>
+          <w:lang w:bidi="he-IL"/>
         </w:rPr>
         <w:t>תוצאה צפויה:</w:t>
       </w:r>
       <w:r>
         <w:rPr>
           <w:rFonts w:ascii="Arial" w:hAnsi="Arial" w:cs="Arial"/>
+          <w:rtl w:val="1"/>
+          <w:lang w:bidi="he-IL"/>
         </w:rPr>
         <w:t xml:space="preserve"> guestbook מציג 2/2 Ready, redis-master מציג 1/1 Ready, ל-Service redis-master יש endpoint ו-restarts הם אפס.</w:t>
       </w:r>
@@ -530,12 +640,16 @@
         <w:rPr>
           <w:rFonts w:ascii="Arial" w:hAnsi="Arial" w:cs="Arial"/>
           <w:b/>
+          <w:rtl w:val="1"/>
+          <w:lang w:bidi="he-IL"/>
         </w:rPr>
         <w:t>מה לומר:</w:t>
       </w:r>
       <w:r>
         <w:rPr>
           <w:rFonts w:ascii="Arial" w:hAnsi="Arial" w:cs="Arial"/>
+          <w:rtl w:val="1"/>
+          <w:lang w:bidi="he-IL"/>
         </w:rPr>
         <w:t xml:space="preserve"> זהו baseline תקין. מכאן כל שינוי שיוצג נובע מה-incident שנפעיל.</w:t>
       </w:r>
@@ -548,6 +662,11 @@
         <w:keepNext/>
       </w:pPr>
       <w:r>
+        <w:rPr>
+          <w:rFonts w:ascii="Arial" w:hAnsi="Arial" w:cs="Arial"/>
+          <w:rtl w:val="1"/>
+          <w:lang w:bidi="he-IL"/>
+        </w:rPr>
         <w:t>שלב 3 יצירת incident</w:t>
       </w:r>
     </w:p>
@@ -559,6 +678,8 @@
       <w:r>
         <w:rPr>
           <w:rFonts w:ascii="Arial" w:hAnsi="Arial" w:cs="Arial"/>
+          <w:rtl w:val="1"/>
+          <w:lang w:bidi="he-IL"/>
         </w:rPr>
         <w:t>זמן מומלץ: 3:00 עד 4:00</w:t>
       </w:r>
@@ -572,12 +693,16 @@
         <w:rPr>
           <w:rFonts w:ascii="Arial" w:hAnsi="Arial" w:cs="Arial"/>
           <w:b/>
+          <w:rtl w:val="1"/>
+          <w:lang w:bidi="he-IL"/>
         </w:rPr>
         <w:t>פעולה:</w:t>
       </w:r>
       <w:r>
         <w:rPr>
           <w:rFonts w:ascii="Arial" w:hAnsi="Arial" w:cs="Arial"/>
+          <w:rtl w:val="1"/>
+          <w:lang w:bidi="he-IL"/>
         </w:rPr>
         <w:t xml:space="preserve"> הריצי את פקודת ה-incident מתוך main או מסביבת הדמו שמכילה את overlay התקלה.</w:t>
       </w:r>
@@ -590,6 +715,11 @@
         <w:keepNext/>
       </w:pPr>
       <w:r>
+        <w:rPr>
+          <w:rFonts w:ascii="Arial" w:hAnsi="Arial" w:cs="Arial"/>
+          <w:rtl w:val="1"/>
+          <w:lang w:bidi="he-IL"/>
+        </w:rPr>
         <w:t>פקודה</w:t>
       </w:r>
     </w:p>
@@ -598,12 +728,15 @@
         <w:spacing w:before="80" w:after="160"/>
         <w:ind w:left="340" w:right="340"/>
         <w:jc w:val="left"/>
+        <w:bidi w:val="0"/>
         <w:shd w:fill="F2F2F2"/>
       </w:pPr>
       <w:r>
         <w:rPr>
-          <w:rFonts w:ascii="Courier New" w:hAnsi="Courier New"/>
+          <w:rFonts w:ascii="Courier New" w:hAnsi="Courier New" w:cs="Arial"/>
           <w:sz w:val="19"/>
+          <w:rtl w:val="0"/>
+          <w:lang w:val="en-US"/>
         </w:rPr>
         <w:t>make incident</w:t>
       </w:r>
@@ -617,12 +750,16 @@
         <w:rPr>
           <w:rFonts w:ascii="Arial" w:hAnsi="Arial" w:cs="Arial"/>
           <w:b/>
+          <w:rtl w:val="1"/>
+          <w:lang w:bidi="he-IL"/>
         </w:rPr>
         <w:t>תוצאה צפויה:</w:t>
       </w:r>
       <w:r>
         <w:rPr>
           <w:rFonts w:ascii="Arial" w:hAnsi="Arial" w:cs="Arial"/>
+          <w:rtl w:val="1"/>
+          <w:lang w:bidi="he-IL"/>
         </w:rPr>
         <w:t xml:space="preserve"> Kubernetes מחיל selector שגוי על Redis Service ומפעיל rollout של Guestbook עם liveness שתלויה ב-readiness.</w:t>
       </w:r>
@@ -636,12 +773,16 @@
         <w:rPr>
           <w:rFonts w:ascii="Arial" w:hAnsi="Arial" w:cs="Arial"/>
           <w:b/>
+          <w:rtl w:val="1"/>
+          <w:lang w:bidi="he-IL"/>
         </w:rPr>
         <w:t>מה לומר:</w:t>
       </w:r>
       <w:r>
         <w:rPr>
           <w:rFonts w:ascii="Arial" w:hAnsi="Arial" w:cs="Arial"/>
+          <w:rtl w:val="1"/>
+          <w:lang w:bidi="he-IL"/>
         </w:rPr>
         <w:t xml:space="preserve"> התקלה אינה log מלאכותי. היא שינוי Kubernetes אמיתי שמסיר endpoints וגורם ל-probe failures.</w:t>
       </w:r>
@@ -654,6 +795,11 @@
         <w:keepNext/>
       </w:pPr>
       <w:r>
+        <w:rPr>
+          <w:rFonts w:ascii="Arial" w:hAnsi="Arial" w:cs="Arial"/>
+          <w:rtl w:val="1"/>
+          <w:lang w:bidi="he-IL"/>
+        </w:rPr>
         <w:t>שלב 4 הצגת הראיות ב-Kubernetes</w:t>
       </w:r>
     </w:p>
@@ -665,6 +811,8 @@
       <w:r>
         <w:rPr>
           <w:rFonts w:ascii="Arial" w:hAnsi="Arial" w:cs="Arial"/>
+          <w:rtl w:val="1"/>
+          <w:lang w:bidi="he-IL"/>
         </w:rPr>
         <w:t>זמן מומלץ: 4:00 עד 6:00</w:t>
       </w:r>
@@ -678,12 +826,16 @@
         <w:rPr>
           <w:rFonts w:ascii="Arial" w:hAnsi="Arial" w:cs="Arial"/>
           <w:b/>
+          <w:rtl w:val="1"/>
+          <w:lang w:bidi="he-IL"/>
         </w:rPr>
         <w:t>פעולה:</w:t>
       </w:r>
       <w:r>
         <w:rPr>
           <w:rFonts w:ascii="Arial" w:hAnsi="Arial" w:cs="Arial"/>
+          <w:rtl w:val="1"/>
+          <w:lang w:bidi="he-IL"/>
         </w:rPr>
         <w:t xml:space="preserve"> המתיני מספר שניות והריצי make verify. לאחר מכן הציגי logs של Guestbook.</w:t>
       </w:r>
@@ -696,6 +848,11 @@
         <w:keepNext/>
       </w:pPr>
       <w:r>
+        <w:rPr>
+          <w:rFonts w:ascii="Arial" w:hAnsi="Arial" w:cs="Arial"/>
+          <w:rtl w:val="1"/>
+          <w:lang w:bidi="he-IL"/>
+        </w:rPr>
         <w:t>פקודה</w:t>
       </w:r>
     </w:p>
@@ -704,12 +861,15 @@
         <w:spacing w:before="80" w:after="160"/>
         <w:ind w:left="340" w:right="340"/>
         <w:jc w:val="left"/>
+        <w:bidi w:val="0"/>
         <w:shd w:fill="F2F2F2"/>
       </w:pPr>
       <w:r>
         <w:rPr>
-          <w:rFonts w:ascii="Courier New" w:hAnsi="Courier New"/>
+          <w:rFonts w:ascii="Courier New" w:hAnsi="Courier New" w:cs="Arial"/>
           <w:sz w:val="19"/>
+          <w:rtl w:val="0"/>
+          <w:lang w:val="en-US"/>
         </w:rPr>
         <w:t>make verify</w:t>
         <w:br/>
@@ -725,12 +885,16 @@
         <w:rPr>
           <w:rFonts w:ascii="Arial" w:hAnsi="Arial" w:cs="Arial"/>
           <w:b/>
+          <w:rtl w:val="1"/>
+          <w:lang w:bidi="he-IL"/>
         </w:rPr>
         <w:t>תוצאה צפויה:</w:t>
       </w:r>
       <w:r>
         <w:rPr>
           <w:rFonts w:ascii="Arial" w:hAnsi="Arial" w:cs="Arial"/>
+          <w:rtl w:val="1"/>
+          <w:lang w:bidi="he-IL"/>
         </w:rPr>
         <w:t xml:space="preserve"> redis-master מציג ENDPOINTS none. ה-Pod החדש אינו Ready. מונה ה-restarts עולה. Events כוללים Unhealthy, Killing ו-BackOff. הלוגים כוללים connection refused או timeout ל-Redis.</w:t>
       </w:r>
@@ -744,12 +908,16 @@
         <w:rPr>
           <w:rFonts w:ascii="Arial" w:hAnsi="Arial" w:cs="Arial"/>
           <w:b/>
+          <w:rtl w:val="1"/>
+          <w:lang w:bidi="he-IL"/>
         </w:rPr>
         <w:t>מה לומר:</w:t>
       </w:r>
       <w:r>
         <w:rPr>
           <w:rFonts w:ascii="Arial" w:hAnsi="Arial" w:cs="Arial"/>
+          <w:rtl w:val="1"/>
+          <w:lang w:bidi="he-IL"/>
         </w:rPr>
         <w:t xml:space="preserve"> יש כאן שרשרת ראיות: selector ללא התאמה, Service ללא endpoint, כשל חיבור, probes שנכשלים ו-restarts.</w:t>
       </w:r>
@@ -762,6 +930,11 @@
         <w:keepNext/>
       </w:pPr>
       <w:r>
+        <w:rPr>
+          <w:rFonts w:ascii="Arial" w:hAnsi="Arial" w:cs="Arial"/>
+          <w:rtl w:val="1"/>
+          <w:lang w:bidi="he-IL"/>
+        </w:rPr>
         <w:t>שלב 5 Grafana ו-KAOP</w:t>
       </w:r>
     </w:p>
@@ -773,6 +946,8 @@
       <w:r>
         <w:rPr>
           <w:rFonts w:ascii="Arial" w:hAnsi="Arial" w:cs="Arial"/>
+          <w:rtl w:val="1"/>
+          <w:lang w:bidi="he-IL"/>
         </w:rPr>
         <w:t>זמן מומלץ: 6:00 עד 8:30</w:t>
       </w:r>
@@ -786,12 +961,16 @@
         <w:rPr>
           <w:rFonts w:ascii="Arial" w:hAnsi="Arial" w:cs="Arial"/>
           <w:b/>
+          <w:rtl w:val="1"/>
+          <w:lang w:bidi="he-IL"/>
         </w:rPr>
         <w:t>פעולה:</w:t>
       </w:r>
       <w:r>
         <w:rPr>
           <w:rFonts w:ascii="Arial" w:hAnsi="Arial" w:cs="Arial"/>
+          <w:rtl w:val="1"/>
+          <w:lang w:bidi="he-IL"/>
         </w:rPr>
         <w:t xml:space="preserve"> עברי ל-Grafana והציגי את מצב ה-alert. לאחר Firing פתחי את run החדש ב-KAOP.</w:t>
       </w:r>
@@ -805,12 +984,16 @@
         <w:rPr>
           <w:rFonts w:ascii="Arial" w:hAnsi="Arial" w:cs="Arial"/>
           <w:b/>
+          <w:rtl w:val="1"/>
+          <w:lang w:bidi="he-IL"/>
         </w:rPr>
         <w:t>תוצאה צפויה:</w:t>
       </w:r>
       <w:r>
         <w:rPr>
           <w:rFonts w:ascii="Arial" w:hAnsi="Arial" w:cs="Arial"/>
+          <w:rtl w:val="1"/>
+          <w:lang w:bidi="he-IL"/>
         </w:rPr>
         <w:t xml:space="preserve"> Grafana עוברת מ-Normal ל-Pending ול-Firing. webhook מפעיל את Kubernetes RCA workflow.</w:t>
       </w:r>
@@ -824,12 +1007,16 @@
         <w:rPr>
           <w:rFonts w:ascii="Arial" w:hAnsi="Arial" w:cs="Arial"/>
           <w:b/>
+          <w:rtl w:val="1"/>
+          <w:lang w:bidi="he-IL"/>
         </w:rPr>
         <w:t>מה להראות ב-KAOP:</w:t>
       </w:r>
       <w:r>
         <w:rPr>
           <w:rFonts w:ascii="Arial" w:hAnsi="Arial" w:cs="Arial"/>
+          <w:rtl w:val="1"/>
+          <w:lang w:bidi="he-IL"/>
         </w:rPr>
         <w:t xml:space="preserve"> root cause, evidence, confidence, affected resources ו-suggested fix. הציגי שה-agent ראה selector role unavailable מול Pod label role master.</w:t>
       </w:r>
@@ -843,12 +1030,16 @@
         <w:rPr>
           <w:rFonts w:ascii="Arial" w:hAnsi="Arial" w:cs="Arial"/>
           <w:b/>
+          <w:rtl w:val="1"/>
+          <w:lang w:bidi="he-IL"/>
         </w:rPr>
         <w:t>ראיית גיבוי:</w:t>
       </w:r>
       <w:r>
         <w:rPr>
           <w:rFonts w:ascii="Arial" w:hAnsi="Arial" w:cs="Arial"/>
+          <w:rtl w:val="1"/>
+          <w:lang w:bidi="he-IL"/>
         </w:rPr>
         <w:t xml:space="preserve"> אם run חדש איטי, פתחי את run_e15c91fc04701d47c908ec0f. הוא כולל high confidence, שבעה restarts ו-15 tool calls.</w:t>
       </w:r>
@@ -861,6 +1052,11 @@
         <w:keepNext/>
       </w:pPr>
       <w:r>
+        <w:rPr>
+          <w:rFonts w:ascii="Arial" w:hAnsi="Arial" w:cs="Arial"/>
+          <w:rtl w:val="1"/>
+          <w:lang w:bidi="he-IL"/>
+        </w:rPr>
         <w:t>שלב 6 GitHub reviewer</w:t>
       </w:r>
     </w:p>
@@ -872,6 +1068,8 @@
       <w:r>
         <w:rPr>
           <w:rFonts w:ascii="Arial" w:hAnsi="Arial" w:cs="Arial"/>
+          <w:rtl w:val="1"/>
+          <w:lang w:bidi="he-IL"/>
         </w:rPr>
         <w:t>זמן מומלץ: 8:30 עד 10:30</w:t>
       </w:r>
@@ -885,12 +1083,16 @@
         <w:rPr>
           <w:rFonts w:ascii="Arial" w:hAnsi="Arial" w:cs="Arial"/>
           <w:b/>
+          <w:rtl w:val="1"/>
+          <w:lang w:bidi="he-IL"/>
         </w:rPr>
         <w:t>פעולה:</w:t>
       </w:r>
       <w:r>
         <w:rPr>
           <w:rFonts w:ascii="Arial" w:hAnsi="Arial" w:cs="Arial"/>
+          <w:rtl w:val="1"/>
+          <w:lang w:bidi="he-IL"/>
         </w:rPr>
         <w:t xml:space="preserve"> פתחי את PR מספר 1 בענף fix/redis-service-selector.</w:t>
       </w:r>
@@ -904,12 +1106,16 @@
         <w:rPr>
           <w:rFonts w:ascii="Arial" w:hAnsi="Arial" w:cs="Arial"/>
           <w:b/>
+          <w:rtl w:val="1"/>
+          <w:lang w:bidi="he-IL"/>
         </w:rPr>
         <w:t>מה להראות:</w:t>
       </w:r>
       <w:r>
         <w:rPr>
           <w:rFonts w:ascii="Arial" w:hAnsi="Arial" w:cs="Arial"/>
+          <w:rtl w:val="1"/>
+          <w:lang w:bidi="he-IL"/>
         </w:rPr>
         <w:t xml:space="preserve"> ה-selector חוזר ל-role master. liveness חוזרת ל-livez. readiness נשארת ב-readyz. tests חדשים מאמתים את ההתנהגות.</w:t>
       </w:r>
@@ -923,12 +1129,16 @@
         <w:rPr>
           <w:rFonts w:ascii="Arial" w:hAnsi="Arial" w:cs="Arial"/>
           <w:b/>
+          <w:rtl w:val="1"/>
+          <w:lang w:bidi="he-IL"/>
         </w:rPr>
         <w:t>תוצאה צפויה:</w:t>
       </w:r>
       <w:r>
         <w:rPr>
           <w:rFonts w:ascii="Arial" w:hAnsi="Arial" w:cs="Arial"/>
+          <w:rtl w:val="1"/>
+          <w:lang w:bidi="he-IL"/>
         </w:rPr>
         <w:t xml:space="preserve"> AgentOps comment מציג Looks good ומסביר שהשינויים עקביים עם הבדיקות.</w:t>
       </w:r>
@@ -942,12 +1152,16 @@
         <w:rPr>
           <w:rFonts w:ascii="Arial" w:hAnsi="Arial" w:cs="Arial"/>
           <w:b/>
+          <w:rtl w:val="1"/>
+          <w:lang w:bidi="he-IL"/>
         </w:rPr>
         <w:t>מה לומר:</w:t>
       </w:r>
       <w:r>
         <w:rPr>
           <w:rFonts w:ascii="Arial" w:hAnsi="Arial" w:cs="Arial"/>
+          <w:rtl w:val="1"/>
+          <w:lang w:bidi="he-IL"/>
         </w:rPr>
         <w:t xml:space="preserve"> ה-reviewer יכול להגיב, אך אינו יכול לשנות קוד, לבצע push או merge. ה-PR נשאר פתוח כראיה חיה.</w:t>
       </w:r>
@@ -960,6 +1174,11 @@
         <w:keepNext/>
       </w:pPr>
       <w:r>
+        <w:rPr>
+          <w:rFonts w:ascii="Arial" w:hAnsi="Arial" w:cs="Arial"/>
+          <w:rtl w:val="1"/>
+          <w:lang w:bidi="he-IL"/>
+        </w:rPr>
         <w:t>שלב 7 התאוששות</w:t>
       </w:r>
     </w:p>
@@ -971,6 +1190,8 @@
       <w:r>
         <w:rPr>
           <w:rFonts w:ascii="Arial" w:hAnsi="Arial" w:cs="Arial"/>
+          <w:rtl w:val="1"/>
+          <w:lang w:bidi="he-IL"/>
         </w:rPr>
         <w:t>זמן מומלץ: 10:30 עד 12:00</w:t>
       </w:r>
@@ -984,12 +1205,16 @@
         <w:rPr>
           <w:rFonts w:ascii="Arial" w:hAnsi="Arial" w:cs="Arial"/>
           <w:b/>
+          <w:rtl w:val="1"/>
+          <w:lang w:bidi="he-IL"/>
         </w:rPr>
         <w:t>פעולה:</w:t>
       </w:r>
       <w:r>
         <w:rPr>
           <w:rFonts w:ascii="Arial" w:hAnsi="Arial" w:cs="Arial"/>
+          <w:rtl w:val="1"/>
+          <w:lang w:bidi="he-IL"/>
         </w:rPr>
         <w:t xml:space="preserve"> חזרי ל-terminal והריצי recovery ולאחריו verify.</w:t>
       </w:r>
@@ -1002,6 +1227,11 @@
         <w:keepNext/>
       </w:pPr>
       <w:r>
+        <w:rPr>
+          <w:rFonts w:ascii="Arial" w:hAnsi="Arial" w:cs="Arial"/>
+          <w:rtl w:val="1"/>
+          <w:lang w:bidi="he-IL"/>
+        </w:rPr>
         <w:t>פקודה</w:t>
       </w:r>
     </w:p>
@@ -1010,12 +1240,15 @@
         <w:spacing w:before="80" w:after="160"/>
         <w:ind w:left="340" w:right="340"/>
         <w:jc w:val="left"/>
+        <w:bidi w:val="0"/>
         <w:shd w:fill="F2F2F2"/>
       </w:pPr>
       <w:r>
         <w:rPr>
-          <w:rFonts w:ascii="Courier New" w:hAnsi="Courier New"/>
+          <w:rFonts w:ascii="Courier New" w:hAnsi="Courier New" w:cs="Arial"/>
           <w:sz w:val="19"/>
+          <w:rtl w:val="0"/>
+          <w:lang w:val="en-US"/>
         </w:rPr>
         <w:t>make recover</w:t>
         <w:br/>
@@ -1031,12 +1264,16 @@
         <w:rPr>
           <w:rFonts w:ascii="Arial" w:hAnsi="Arial" w:cs="Arial"/>
           <w:b/>
+          <w:rtl w:val="1"/>
+          <w:lang w:bidi="he-IL"/>
         </w:rPr>
         <w:t>תוצאה צפויה:</w:t>
       </w:r>
       <w:r>
         <w:rPr>
           <w:rFonts w:ascii="Arial" w:hAnsi="Arial" w:cs="Arial"/>
+          <w:rtl w:val="1"/>
+          <w:lang w:bidi="he-IL"/>
         </w:rPr>
         <w:t xml:space="preserve"> Redis endpoint חוזר, Guestbook מציג 2/2 Ready, אין restart loop חדש ו-Grafana חוזרת ל-Normal.</w:t>
       </w:r>
@@ -1050,12 +1287,16 @@
         <w:rPr>
           <w:rFonts w:ascii="Arial" w:hAnsi="Arial" w:cs="Arial"/>
           <w:b/>
+          <w:rtl w:val="1"/>
+          <w:lang w:bidi="he-IL"/>
         </w:rPr>
         <w:t>מה לומר:</w:t>
       </w:r>
       <w:r>
         <w:rPr>
           <w:rFonts w:ascii="Arial" w:hAnsi="Arial" w:cs="Arial"/>
+          <w:rtl w:val="1"/>
+          <w:lang w:bidi="he-IL"/>
         </w:rPr>
         <w:t xml:space="preserve"> הדמו מסתיים במערכת תקינה וב-run record שניתן לבדיקה. לא בוצעה remediation אוטונומית.</w:t>
       </w:r>
@@ -1068,6 +1309,11 @@
         <w:keepNext/>
       </w:pPr>
       <w:r>
+        <w:rPr>
+          <w:rFonts w:ascii="Arial" w:hAnsi="Arial" w:cs="Arial"/>
+          <w:rtl w:val="1"/>
+          <w:lang w:bidi="he-IL"/>
+        </w:rPr>
         <w:t>בדיקות הרשאה להצגה לפי הצורך</w:t>
       </w:r>
     </w:p>
@@ -1076,12 +1322,15 @@
         <w:spacing w:before="80" w:after="160"/>
         <w:ind w:left="340" w:right="340"/>
         <w:jc w:val="left"/>
+        <w:bidi w:val="0"/>
         <w:shd w:fill="F2F2F2"/>
       </w:pPr>
       <w:r>
         <w:rPr>
-          <w:rFonts w:ascii="Courier New" w:hAnsi="Courier New"/>
+          <w:rFonts w:ascii="Courier New" w:hAnsi="Courier New" w:cs="Arial"/>
           <w:sz w:val="19"/>
+          <w:rtl w:val="0"/>
+          <w:lang w:val="en-US"/>
         </w:rPr>
         <w:t>kubectl auth can-i get pods --as=system:serviceaccount:kaop-demo:kaop-investigator -n kaop-demo</w:t>
         <w:br/>
@@ -1098,6 +1347,8 @@
       <w:r>
         <w:rPr>
           <w:rFonts w:ascii="Arial" w:hAnsi="Arial" w:cs="Arial"/>
+          <w:rtl w:val="1"/>
+          <w:lang w:bidi="he-IL"/>
         </w:rPr>
         <w:t>תוצאה צפויה לפי הסדר: yes, no, no. המשמעות היא שה-agent יכול לאסוף ראיות אך אינו יכול לקרוא Secrets או לשנות Deployment.</w:t>
       </w:r>
@@ -1110,12 +1361,18 @@
         <w:keepNext/>
       </w:pPr>
       <w:r>
+        <w:rPr>
+          <w:rFonts w:ascii="Arial" w:hAnsi="Arial" w:cs="Arial"/>
+          <w:rtl w:val="1"/>
+          <w:lang w:bidi="he-IL"/>
+        </w:rPr>
         <w:t>תכנית גיבוי</w:t>
       </w:r>
     </w:p>
     <w:tbl>
       <w:tblPr>
         <w:tblStyle w:val="TableGrid"/>
+        <w:bidiVisual w:val="1"/>
         <w:tblW w:type="auto" w:w="0"/>
         <w:jc w:val="center"/>
         <w:tblLayout w:type="autofit"/>
@@ -1162,6 +1419,8 @@
                 <w:b/>
                 <w:color w:val="FFFFFF"/>
                 <w:sz w:val="21"/>
+                <w:rtl w:val="1"/>
+                <w:lang w:bidi="he-IL"/>
               </w:rPr>
               <w:t>בעיה</w:t>
             </w:r>
@@ -1190,6 +1449,8 @@
                 <w:b/>
                 <w:color w:val="FFFFFF"/>
                 <w:sz w:val="21"/>
+                <w:rtl w:val="1"/>
+                <w:lang w:bidi="he-IL"/>
               </w:rPr>
               <w:t>פעולה</w:t>
             </w:r>
@@ -1218,6 +1479,8 @@
                 <w:b/>
                 <w:color w:val="FFFFFF"/>
                 <w:sz w:val="21"/>
+                <w:rtl w:val="1"/>
+                <w:lang w:bidi="he-IL"/>
               </w:rPr>
               <w:t>ראיה חלופית</w:t>
             </w:r>
@@ -1248,6 +1511,8 @@
               <w:rPr>
                 <w:rFonts w:ascii="Arial" w:hAnsi="Arial" w:cs="Arial"/>
                 <w:sz w:val="20"/>
+                <w:rtl w:val="1"/>
+                <w:lang w:bidi="he-IL"/>
               </w:rPr>
               <w:t>Grafana אינה מגיעה ל-Firing בזמן</w:t>
             </w:r>
@@ -1273,6 +1538,8 @@
               <w:rPr>
                 <w:rFonts w:ascii="Arial" w:hAnsi="Arial" w:cs="Arial"/>
                 <w:sz w:val="20"/>
+                <w:rtl w:val="1"/>
+                <w:lang w:bidi="he-IL"/>
               </w:rPr>
               <w:t>הציגי את כלל ה-alert ואת ה-evaluation האחרון</w:t>
             </w:r>
@@ -1298,6 +1565,8 @@
               <w:rPr>
                 <w:rFonts w:ascii="Arial" w:hAnsi="Arial" w:cs="Arial"/>
                 <w:sz w:val="20"/>
+                <w:rtl w:val="1"/>
+                <w:lang w:bidi="he-IL"/>
               </w:rPr>
               <w:t>ה-run המאומת ב-KAOP והראיות החיות ב-Kubernetes</w:t>
             </w:r>
@@ -1329,6 +1598,8 @@
               <w:rPr>
                 <w:rFonts w:ascii="Arial" w:hAnsi="Arial" w:cs="Arial"/>
                 <w:sz w:val="20"/>
+                <w:rtl w:val="1"/>
+                <w:lang w:bidi="he-IL"/>
               </w:rPr>
               <w:t>KAOP אינה מגיעה ל-cluster</w:t>
             </w:r>
@@ -1355,6 +1626,8 @@
               <w:rPr>
                 <w:rFonts w:ascii="Arial" w:hAnsi="Arial" w:cs="Arial"/>
                 <w:sz w:val="20"/>
+                <w:rtl w:val="1"/>
+                <w:lang w:bidi="he-IL"/>
               </w:rPr>
               <w:t>הציגי את run history ואת בדיקות RBAC</w:t>
             </w:r>
@@ -1381,6 +1654,8 @@
               <w:rPr>
                 <w:rFonts w:ascii="Arial" w:hAnsi="Arial" w:cs="Arial"/>
                 <w:sz w:val="20"/>
+                <w:rtl w:val="1"/>
+                <w:lang w:bidi="he-IL"/>
               </w:rPr>
               <w:t>make verify, logs ו-events</w:t>
             </w:r>
@@ -1411,6 +1686,8 @@
               <w:rPr>
                 <w:rFonts w:ascii="Arial" w:hAnsi="Arial" w:cs="Arial"/>
                 <w:sz w:val="20"/>
+                <w:rtl w:val="1"/>
+                <w:lang w:bidi="he-IL"/>
               </w:rPr>
               <w:t>AgentOps אינו מגיב מחדש</w:t>
             </w:r>
@@ -1436,6 +1713,8 @@
               <w:rPr>
                 <w:rFonts w:ascii="Arial" w:hAnsi="Arial" w:cs="Arial"/>
                 <w:sz w:val="20"/>
+                <w:rtl w:val="1"/>
+                <w:lang w:bidi="he-IL"/>
               </w:rPr>
               <w:t>אל תפתחי PR נוסף</w:t>
             </w:r>
@@ -1461,6 +1740,8 @@
               <w:rPr>
                 <w:rFonts w:ascii="Arial" w:hAnsi="Arial" w:cs="Arial"/>
                 <w:sz w:val="20"/>
+                <w:rtl w:val="1"/>
+                <w:lang w:bidi="he-IL"/>
               </w:rPr>
               <w:t>ה-comment הקיים ב-PR מספר 1</w:t>
             </w:r>
@@ -1492,6 +1773,8 @@
               <w:rPr>
                 <w:rFonts w:ascii="Arial" w:hAnsi="Arial" w:cs="Arial"/>
                 <w:sz w:val="20"/>
+                <w:rtl w:val="1"/>
+                <w:lang w:bidi="he-IL"/>
               </w:rPr>
               <w:t>ה-cluster אינו זמין</w:t>
             </w:r>
@@ -1518,6 +1801,8 @@
               <w:rPr>
                 <w:rFonts w:ascii="Arial" w:hAnsi="Arial" w:cs="Arial"/>
                 <w:sz w:val="20"/>
+                <w:rtl w:val="1"/>
+                <w:lang w:bidi="he-IL"/>
               </w:rPr>
               <w:t>בדקי colima status ו-k3d cluster list</w:t>
             </w:r>
@@ -1544,6 +1829,8 @@
               <w:rPr>
                 <w:rFonts w:ascii="Arial" w:hAnsi="Arial" w:cs="Arial"/>
                 <w:sz w:val="20"/>
+                <w:rtl w:val="1"/>
+                <w:lang w:bidi="he-IL"/>
               </w:rPr>
               <w:t>המצגת, ה-run השמור וקישורי הראיות</w:t>
             </w:r>
@@ -1574,6 +1861,8 @@
               <w:rPr>
                 <w:rFonts w:ascii="Arial" w:hAnsi="Arial" w:cs="Arial"/>
                 <w:sz w:val="20"/>
+                <w:rtl w:val="1"/>
+                <w:lang w:bidi="he-IL"/>
               </w:rPr>
               <w:t>נחשף מסך credentials</w:t>
             </w:r>
@@ -1599,6 +1888,8 @@
               <w:rPr>
                 <w:rFonts w:ascii="Arial" w:hAnsi="Arial" w:cs="Arial"/>
                 <w:sz w:val="20"/>
+                <w:rtl w:val="1"/>
+                <w:lang w:bidi="he-IL"/>
               </w:rPr>
               <w:t>עצרי שיתוף, סגרי את המסך וחזרי לטאב שהוכן מראש</w:t>
             </w:r>
@@ -1624,6 +1915,8 @@
               <w:rPr>
                 <w:rFonts w:ascii="Arial" w:hAnsi="Arial" w:cs="Arial"/>
                 <w:sz w:val="20"/>
+                <w:rtl w:val="1"/>
+                <w:lang w:bidi="he-IL"/>
               </w:rPr>
               <w:t>אין להציג token או webhook secret</w:t>
             </w:r>
@@ -1640,6 +1933,11 @@
         <w:keepNext/>
       </w:pPr>
       <w:r>
+        <w:rPr>
+          <w:rFonts w:ascii="Arial" w:hAnsi="Arial" w:cs="Arial"/>
+          <w:rtl w:val="1"/>
+          <w:lang w:bidi="he-IL"/>
+        </w:rPr>
         <w:t>איפוס סופי לאחר הדמו</w:t>
       </w:r>
     </w:p>
@@ -1648,12 +1946,15 @@
         <w:spacing w:before="80" w:after="160"/>
         <w:ind w:left="340" w:right="340"/>
         <w:jc w:val="left"/>
+        <w:bidi w:val="0"/>
         <w:shd w:fill="F2F2F2"/>
       </w:pPr>
       <w:r>
         <w:rPr>
-          <w:rFonts w:ascii="Courier New" w:hAnsi="Courier New"/>
+          <w:rFonts w:ascii="Courier New" w:hAnsi="Courier New" w:cs="Arial"/>
           <w:sz w:val="19"/>
+          <w:rtl w:val="0"/>
+          <w:lang w:val="en-US"/>
         </w:rPr>
         <w:t>make recover</w:t>
         <w:br/>
@@ -1670,6 +1971,8 @@
       <w:r>
         <w:rPr>
           <w:rFonts w:ascii="Arial" w:hAnsi="Arial" w:cs="Arial"/>
+          <w:rtl w:val="1"/>
+          <w:lang w:bidi="he-IL"/>
         </w:rPr>
         <w:t>התוצאה הסופית הנדרשת היא Guestbook ו-Redis במצב Running ו-Ready, Redis endpoint קיים וה-alert במצב Normal.</w:t>
       </w:r>
@@ -1682,6 +1985,11 @@
         <w:keepNext/>
       </w:pPr>
       <w:r>
+        <w:rPr>
+          <w:rFonts w:ascii="Arial" w:hAnsi="Arial" w:cs="Arial"/>
+          <w:rtl w:val="1"/>
+          <w:lang w:bidi="he-IL"/>
+        </w:rPr>
         <w:t>קישורים לפתיחה מראש</w:t>
       </w:r>
     </w:p>
@@ -1689,12 +1997,15 @@
       <w:pPr>
         <w:spacing w:after="100"/>
         <w:jc w:val="left"/>
+        <w:bidi w:val="0"/>
       </w:pPr>
       <w:r>
         <w:rPr>
           <w:rFonts w:ascii="Arial" w:hAnsi="Arial" w:cs="Arial"/>
           <w:b/>
           <w:sz w:val="21"/>
+          <w:rtl w:val="0"/>
+          <w:lang w:val="en-US"/>
         </w:rPr>
         <w:t xml:space="preserve">KAOP agent: </w:t>
       </w:r>
@@ -1702,6 +2013,8 @@
         <w:rPr>
           <w:rFonts w:ascii="Arial" w:hAnsi="Arial" w:cs="Arial"/>
           <w:sz w:val="21"/>
+          <w:rtl w:val="0"/>
+          <w:lang w:val="en-US"/>
         </w:rPr>
         <w:t>https://kaop.komodor.com/a/hire-task-9/agents/agt_361674dea38c9ac19ee24b9a</w:t>
       </w:r>
@@ -1710,12 +2023,15 @@
       <w:pPr>
         <w:spacing w:after="100"/>
         <w:jc w:val="left"/>
+        <w:bidi w:val="0"/>
       </w:pPr>
       <w:r>
         <w:rPr>
           <w:rFonts w:ascii="Arial" w:hAnsi="Arial" w:cs="Arial"/>
           <w:b/>
           <w:sz w:val="21"/>
+          <w:rtl w:val="0"/>
+          <w:lang w:val="en-US"/>
         </w:rPr>
         <w:t xml:space="preserve">KAOP verified run: </w:t>
       </w:r>
@@ -1723,6 +2039,8 @@
         <w:rPr>
           <w:rFonts w:ascii="Arial" w:hAnsi="Arial" w:cs="Arial"/>
           <w:sz w:val="21"/>
+          <w:rtl w:val="0"/>
+          <w:lang w:val="en-US"/>
         </w:rPr>
         <w:t>https://kaop.komodor.com/a/hire-task-9/runs/run_e15c91fc04701d47c908ec0f</w:t>
       </w:r>
@@ -1731,12 +2049,15 @@
       <w:pPr>
         <w:spacing w:after="100"/>
         <w:jc w:val="left"/>
+        <w:bidi w:val="0"/>
       </w:pPr>
       <w:r>
         <w:rPr>
           <w:rFonts w:ascii="Arial" w:hAnsi="Arial" w:cs="Arial"/>
           <w:b/>
           <w:sz w:val="21"/>
+          <w:rtl w:val="0"/>
+          <w:lang w:val="en-US"/>
         </w:rPr>
         <w:t xml:space="preserve">Grafana alert: </w:t>
       </w:r>
@@ -1744,6 +2065,8 @@
         <w:rPr>
           <w:rFonts w:ascii="Arial" w:hAnsi="Arial" w:cs="Arial"/>
           <w:sz w:val="21"/>
+          <w:rtl w:val="0"/>
+          <w:lang w:val="en-US"/>
         </w:rPr>
         <w:t>https://contentcheetah182.grafana.net/alerting/grafana/fg0jdq07jv9c0e/view</w:t>
       </w:r>
@@ -1752,12 +2075,15 @@
       <w:pPr>
         <w:spacing w:after="100"/>
         <w:jc w:val="left"/>
+        <w:bidi w:val="0"/>
       </w:pPr>
       <w:r>
         <w:rPr>
           <w:rFonts w:ascii="Arial" w:hAnsi="Arial" w:cs="Arial"/>
           <w:b/>
           <w:sz w:val="21"/>
+          <w:rtl w:val="0"/>
+          <w:lang w:val="en-US"/>
         </w:rPr>
         <w:t xml:space="preserve">GitHub PR: </w:t>
       </w:r>
@@ -1765,6 +2091,8 @@
         <w:rPr>
           <w:rFonts w:ascii="Arial" w:hAnsi="Arial" w:cs="Arial"/>
           <w:sz w:val="21"/>
+          <w:rtl w:val="0"/>
+          <w:lang w:val="en-US"/>
         </w:rPr>
         <w:t>https://github.com/nirittere/kaop-guestbook-demo/pull/1</w:t>
       </w:r>
@@ -1773,12 +2101,15 @@
       <w:pPr>
         <w:spacing w:after="100"/>
         <w:jc w:val="left"/>
+        <w:bidi w:val="0"/>
       </w:pPr>
       <w:r>
         <w:rPr>
           <w:rFonts w:ascii="Arial" w:hAnsi="Arial" w:cs="Arial"/>
           <w:b/>
           <w:sz w:val="21"/>
+          <w:rtl w:val="0"/>
+          <w:lang w:val="en-US"/>
         </w:rPr>
         <w:t xml:space="preserve">AgentOps review: </w:t>
       </w:r>
@@ -1786,6 +2117,8 @@
         <w:rPr>
           <w:rFonts w:ascii="Arial" w:hAnsi="Arial" w:cs="Arial"/>
           <w:sz w:val="21"/>
+          <w:rtl w:val="0"/>
+          <w:lang w:val="en-US"/>
         </w:rPr>
         <w:t>https://github.com/nirittere/kaop-guestbook-demo/pull/1#issuecomment-6045140326</w:t>
       </w:r>
@@ -1796,6 +2129,7 @@
       <w:pgMar w:top="1191" w:right="1247" w:bottom="1020" w:left="1247" w:header="720" w:footer="720" w:gutter="0"/>
       <w:cols w:space="720"/>
       <w:docGrid w:linePitch="360"/>
+      <w:bidi w:val="1"/>
     </w:sectPr>
   </w:body>
 </w:document>
@@ -1813,6 +2147,8 @@
         <w:rFonts w:ascii="Arial" w:hAnsi="Arial" w:cs="Arial"/>
         <w:color w:val="484848"/>
         <w:sz w:val="18"/>
+        <w:rtl w:val="0"/>
+        <w:lang w:val="en-US"/>
       </w:rPr>
       <w:fldChar w:fldCharType="begin"/>
       <w:instrText xml:space="preserve"> PAGE </w:instrText>
@@ -2187,6 +2523,8 @@
     <w:rsid w:val="00FC693F"/>
     <w:pPr>
       <w:spacing w:after="140" w:line="269" w:lineRule="auto"/>
+      <w:jc w:val="right"/>
+      <w:bidi w:val="1"/>
     </w:pPr>
     <w:rPr>
       <w:rFonts w:ascii="Arial" w:hAnsi="Arial" w:cs="Arial"/>
@@ -2249,7 +2587,9 @@
       <w:keepNext/>
       <w:keepLines/>
       <w:spacing w:before="240" w:after="120"/>
+      <w:jc w:val="right"/>
       <w:outlineLvl w:val="0"/>
+      <w:bidi w:val="1"/>
     </w:pPr>
     <w:rPr>
       <w:rFonts w:asciiTheme="majorHAnsi" w:eastAsiaTheme="majorEastAsia" w:hAnsiTheme="majorHAnsi" w:cstheme="majorBidi" w:ascii="Arial" w:hAnsi="Arial" w:cs="Arial"/>
@@ -2273,7 +2613,9 @@
       <w:keepNext/>
       <w:keepLines/>
       <w:spacing w:before="240" w:after="120"/>
+      <w:jc w:val="right"/>
       <w:outlineLvl w:val="1"/>
+      <w:bidi w:val="1"/>
     </w:pPr>
     <w:rPr>
       <w:rFonts w:asciiTheme="majorHAnsi" w:eastAsiaTheme="majorEastAsia" w:hAnsiTheme="majorHAnsi" w:cstheme="majorBidi" w:ascii="Arial" w:hAnsi="Arial" w:cs="Arial"/>
@@ -2297,7 +2639,9 @@
       <w:keepNext/>
       <w:keepLines/>
       <w:spacing w:before="240" w:after="120"/>
+      <w:jc w:val="right"/>
       <w:outlineLvl w:val="2"/>
+      <w:bidi w:val="1"/>
     </w:pPr>
     <w:rPr>
       <w:rFonts w:asciiTheme="majorHAnsi" w:eastAsiaTheme="majorEastAsia" w:hAnsiTheme="majorHAnsi" w:cstheme="majorBidi" w:ascii="Arial" w:hAnsi="Arial" w:cs="Arial"/>
@@ -2537,6 +2881,8 @@
     <w:pPr>
       <w:spacing w:after="300" w:line="240" w:lineRule="auto"/>
       <w:contextualSpacing/>
+      <w:jc w:val="right"/>
+      <w:bidi w:val="1"/>
     </w:pPr>
     <w:rPr>
       <w:rFonts w:asciiTheme="majorHAnsi" w:eastAsiaTheme="majorEastAsia" w:hAnsiTheme="majorHAnsi" w:cstheme="majorBidi" w:ascii="Arial" w:hAnsi="Arial" w:cs="Arial"/>
